--- a/research/transition-order/branch128-upper-report.docx
+++ b/research/transition-order/branch128-upper-report.docx
@@ -36,7 +36,7 @@
           <w:b w:val="0"/>
           <w:i w:val="0"/>
         </w:rPr>
-        <w:t xml:space="preserve"> running: one common upper rate. The user authorized exactly one additional common rate, warm-continued from the accepted .30480 pair. No χ192, additional rate or stability production is included.</w:t>
+        <w:t xml:space="preserve"> complete: both upper-rate numerical states accepted. The user authorized exactly one additional common rate, warm-continued from the accepted .30480 pair. No χ192, additional rate or stability production is included.</w:t>
       </w:r>
     </w:p>
     <w:p>
@@ -332,7 +332,7 @@
                 <w:i w:val="0"/>
                 <w:sz w:val="16"/>
               </w:rPr>
-              <w:t>pending</w:t>
+              <w:t>accepted upper-rate numerical state</w:t>
             </w:r>
           </w:p>
         </w:tc>
@@ -355,7 +355,7 @@
                 <w:i w:val="0"/>
                 <w:sz w:val="16"/>
               </w:rPr>
-              <w:t>—</w:t>
+              <w:t>4.931426e-08</w:t>
             </w:r>
           </w:p>
         </w:tc>
@@ -378,7 +378,7 @@
                 <w:i w:val="0"/>
                 <w:sz w:val="16"/>
               </w:rPr>
-              <w:t>—</w:t>
+              <w:t>4.935708e-08</w:t>
             </w:r>
           </w:p>
         </w:tc>
@@ -401,7 +401,7 @@
                 <w:i w:val="0"/>
                 <w:sz w:val="16"/>
               </w:rPr>
-              <w:t>—</w:t>
+              <w:t>0.00059494</w:t>
             </w:r>
           </w:p>
         </w:tc>
@@ -424,7 +424,7 @@
                 <w:i w:val="0"/>
                 <w:sz w:val="16"/>
               </w:rPr>
-              <w:t>—</w:t>
+              <w:t>0.00060023</w:t>
             </w:r>
           </w:p>
         </w:tc>
@@ -447,7 +447,7 @@
                 <w:i w:val="0"/>
                 <w:sz w:val="16"/>
               </w:rPr>
-              <w:t>—</w:t>
+              <w:t>61.8615</w:t>
             </w:r>
           </w:p>
         </w:tc>
@@ -498,7 +498,7 @@
                 <w:i w:val="0"/>
                 <w:sz w:val="16"/>
               </w:rPr>
-              <w:t>pending</w:t>
+              <w:t>accepted upper-rate numerical state</w:t>
             </w:r>
           </w:p>
         </w:tc>
@@ -521,7 +521,7 @@
                 <w:i w:val="0"/>
                 <w:sz w:val="16"/>
               </w:rPr>
-              <w:t>—</w:t>
+              <w:t>4.826692e-08</w:t>
             </w:r>
           </w:p>
         </w:tc>
@@ -544,7 +544,7 @@
                 <w:i w:val="0"/>
                 <w:sz w:val="16"/>
               </w:rPr>
-              <w:t>—</w:t>
+              <w:t>4.833463e-08</w:t>
             </w:r>
           </w:p>
         </w:tc>
@@ -567,7 +567,7 @@
                 <w:i w:val="0"/>
                 <w:sz w:val="16"/>
               </w:rPr>
-              <w:t>—</w:t>
+              <w:t>0.00419878</w:t>
             </w:r>
           </w:p>
         </w:tc>
@@ -590,7 +590,7 @@
                 <w:i w:val="0"/>
                 <w:sz w:val="16"/>
               </w:rPr>
-              <w:t>—</w:t>
+              <w:t>0.00442549</w:t>
             </w:r>
           </w:p>
         </w:tc>
@@ -613,7 +613,7 @@
                 <w:i w:val="0"/>
                 <w:sz w:val="16"/>
               </w:rPr>
-              <w:t>—</w:t>
+              <w:t>63.8667</w:t>
             </w:r>
           </w:p>
         </w:tc>
@@ -1062,7 +1062,7 @@
                 <w:i w:val="0"/>
                 <w:sz w:val="16"/>
               </w:rPr>
-              <w:t>—</w:t>
+              <w:t>0.993030549778</w:t>
             </w:r>
           </w:p>
         </w:tc>
@@ -1085,7 +1085,7 @@
                 <w:i w:val="0"/>
                 <w:sz w:val="16"/>
               </w:rPr>
-              <w:t>—</w:t>
+              <w:t>0.993030537045</w:t>
             </w:r>
           </w:p>
         </w:tc>
@@ -1108,7 +1108,7 @@
                 <w:i w:val="0"/>
                 <w:sz w:val="16"/>
               </w:rPr>
-              <w:t>no accepted pair</w:t>
+              <w:t>1.273331e-08</w:t>
             </w:r>
           </w:p>
         </w:tc>
@@ -1131,7 +1131,7 @@
                 <w:i w:val="0"/>
                 <w:sz w:val="16"/>
               </w:rPr>
-              <w:t>—</w:t>
+              <w:t>0.993030341465</w:t>
             </w:r>
           </w:p>
         </w:tc>
@@ -1154,7 +1154,7 @@
                 <w:i w:val="0"/>
                 <w:sz w:val="16"/>
               </w:rPr>
-              <w:t>—</w:t>
+              <w:t>0.993030337815</w:t>
             </w:r>
           </w:p>
         </w:tc>
@@ -1177,7 +1177,7 @@
                 <w:i w:val="0"/>
                 <w:sz w:val="16"/>
               </w:rPr>
-              <w:t>—</w:t>
+              <w:t>3.649566e-09</w:t>
             </w:r>
           </w:p>
         </w:tc>
@@ -1195,6 +1195,78 @@
           <w:i w:val="0"/>
         </w:rPr>
         <w:t>The primary stationary objective is the Hermitian half-row functional. Full-period values are separate trial evaluations, not independently converged full-period branch optima. Do not mix the two columns into one pressure bracket. Last digits are numerical contraction outputs, not global error bars.</w:t>
+      </w:r>
+    </w:p>
+    <w:p>
+      <w:pPr>
+        <w:pStyle w:val="Heading2"/>
+      </w:pPr>
+      <w:r>
+        <w:rPr>
+          <w:b w:val="0"/>
+          <w:i w:val="0"/>
+        </w:rPr>
+        <w:t>Numerical similarity and pressure-sign diagnostics</w:t>
+      </w:r>
+    </w:p>
+    <w:p>
+      <w:r>
+        <w:rPr>
+          <w:b w:val="0"/>
+          <w:i w:val="0"/>
+        </w:rPr>
+        <w:t xml:space="preserve">Upper-rate symmetry comparison: all 36 symmetry orientations evaluated; largest evaluated aligned fidelity/site </w:t>
+      </w:r>
+      <w:r>
+        <w:rPr>
+          <w:b/>
+          <w:i w:val="0"/>
+        </w:rPr>
+        <w:t>0.999999504453</w:t>
+      </w:r>
+      <w:r>
+        <w:rPr>
+          <w:b w:val="0"/>
+          <w:i w:val="0"/>
+        </w:rPr>
+        <w:t>.</w:t>
+      </w:r>
+    </w:p>
+    <w:p>
+      <w:r>
+        <w:rPr>
+          <w:b w:val="0"/>
+          <w:i w:val="0"/>
+        </w:rPr>
+        <w:t xml:space="preserve">Half-row ranking sign change between the two endpoints: </w:t>
+      </w:r>
+      <w:r>
+        <w:rPr>
+          <w:b/>
+          <w:i w:val="0"/>
+        </w:rPr>
+        <w:t>True</w:t>
+      </w:r>
+      <w:r>
+        <w:rPr>
+          <w:b w:val="0"/>
+          <w:i w:val="0"/>
+        </w:rPr>
+        <w:t xml:space="preserve">. Period-trial ranking sign change: </w:t>
+      </w:r>
+      <w:r>
+        <w:rPr>
+          <w:b/>
+          <w:i w:val="0"/>
+        </w:rPr>
+        <w:t>True</w:t>
+      </w:r>
+      <w:r>
+        <w:rPr>
+          <w:b w:val="0"/>
+          <w:i w:val="0"/>
+        </w:rPr>
+        <w:t>. These are arithmetic diagnostics only, not coexistence certificates.</w:t>
       </w:r>
     </w:p>
     <w:p>

--- a/research/transition-order/branch128-upper-report.docx
+++ b/research/transition-order/branch128-upper-report.docx
@@ -1278,6 +1278,96 @@
           <w:b w:val="0"/>
           <w:i w:val="0"/>
         </w:rPr>
+        <w:t>Completed outcome: no retained two-family bracket</w:t>
+      </w:r>
+    </w:p>
+    <w:p>
+      <w:r>
+        <w:rPr>
+          <w:b w:val="0"/>
+          <w:i w:val="0"/>
+        </w:rPr>
+        <w:t xml:space="preserve">Both upper-rate numerical states passed every original gate. However, the large-order history changed from invariant order 0.48823244 at .30480 to </w:t>
+      </w:r>
+      <w:r>
+        <w:rPr>
+          <w:b/>
+          <w:i w:val="0"/>
+        </w:rPr>
+        <w:t>0.00059494</w:t>
+      </w:r>
+      <w:r>
+        <w:rPr>
+          <w:b w:val="0"/>
+          <w:i w:val="0"/>
+        </w:rPr>
+        <w:t xml:space="preserve"> at .30485; the other upper-rate history has </w:t>
+      </w:r>
+      <w:r>
+        <w:rPr>
+          <w:b/>
+          <w:i w:val="0"/>
+        </w:rPr>
+        <w:t>0.00419878</w:t>
+      </w:r>
+      <w:r>
+        <w:rPr>
+          <w:b w:val="0"/>
+          <w:i w:val="0"/>
+        </w:rPr>
+        <w:t>. The upper endpoint therefore does not supply a retained large-order/small-order pair. The high aligned fidelity is a similarity diagnostic, not certified exact identity.</w:t>
+      </w:r>
+    </w:p>
+    <w:p>
+      <w:r>
+        <w:rPr>
+          <w:b w:val="0"/>
+          <w:i w:val="0"/>
+        </w:rPr>
+        <w:t xml:space="preserve">Although both tabulated ranking differences change sign, the upper O-history value now belongs to a small-order approximant. It cannot be relabeled as the ordered-phase branch pressure. Consequently </w:t>
+      </w:r>
+      <w:r>
+        <w:rPr>
+          <w:b/>
+          <w:i w:val="0"/>
+        </w:rPr>
+        <w:t>no retained large-/small-order pressure-crossing bracket was obtained</w:t>
+      </w:r>
+      <w:r>
+        <w:rPr>
+          <w:b w:val="0"/>
+          <w:i w:val="0"/>
+        </w:rPr>
+        <w:t xml:space="preserve"> by this single-step test.</w:t>
+      </w:r>
+    </w:p>
+    <w:p>
+      <w:r>
+        <w:rPr>
+          <w:b w:val="0"/>
+          <w:i w:val="0"/>
+        </w:rPr>
+        <w:t>This does not invalidate the distinct constructed states previously retained at .30480. It says only that the selected unbiased warm step did not retain the large-order character at .30485. The test does not prove that such a branch is absent there, identify a physical spinodal, or give a thermodynamic retention-window width. A finer continuation step or different validated branch-following control would require separate authorization; none was run.</w:t>
+      </w:r>
+    </w:p>
+    <w:p>
+      <w:r>
+        <w:rPr>
+          <w:b w:val="0"/>
+          <w:i w:val="0"/>
+        </w:rPr>
+        <w:t>Read-only actual-AL-density audit gives upper invariant order 0.0005949339 / 0.0041987751, confirming the small-order endpoint diagnostics independently of the center-tensor estimate. This is not a perturbation or stability test.</w:t>
+      </w:r>
+    </w:p>
+    <w:p>
+      <w:pPr>
+        <w:pStyle w:val="Heading2"/>
+      </w:pPr>
+      <w:r>
+        <w:rPr>
+          <w:b w:val="0"/>
+          <w:i w:val="0"/>
+        </w:rPr>
         <w:t>Interpretation safeguards</w:t>
       </w:r>
     </w:p>
